--- a/FTCOES-264 Pacto Pedagógico - Back I.docx
+++ b/FTCOES-264 Pacto Pedagógico - Back I.docx
@@ -2895,27 +2895,7 @@
             <w:sz w:val="22"/>
             <w:szCs w:val="22"/>
           </w:rPr>
-          <w:t>https://platzi.com/cursos/jav</w:t>
-        </w:r>
-        <w:r>
-          <w:rPr>
-            <w:rStyle w:val="Hipervnculo"/>
-            <w:rFonts w:ascii="Arial" w:hAnsi="Arial" w:cs="Arial"/>
-            <w:b/>
-            <w:sz w:val="22"/>
-            <w:szCs w:val="22"/>
-          </w:rPr>
-          <w:t>a</w:t>
-        </w:r>
-        <w:r>
-          <w:rPr>
-            <w:rStyle w:val="Hipervnculo"/>
-            <w:rFonts w:ascii="Arial" w:hAnsi="Arial" w:cs="Arial"/>
-            <w:b/>
-            <w:sz w:val="22"/>
-            <w:szCs w:val="22"/>
-          </w:rPr>
-          <w:t>-sql/</w:t>
+          <w:t>https://platzi.com/cursos/java-sql/</w:t>
         </w:r>
       </w:hyperlink>
     </w:p>
@@ -3327,13 +3307,7 @@
               <w:rPr>
                 <w:rFonts w:ascii="Arial" w:hAnsi="Arial" w:cs="Arial"/>
               </w:rPr>
-              <w:t>10</w:t>
-            </w:r>
-            <w:r>
-              <w:rPr>
-                <w:rFonts w:ascii="Arial" w:hAnsi="Arial" w:cs="Arial"/>
-              </w:rPr>
-              <w:t>/03/2026</w:t>
+              <w:t>10/03/2026</w:t>
             </w:r>
           </w:p>
         </w:tc>
@@ -3421,19 +3395,7 @@
               <w:rPr>
                 <w:rFonts w:ascii="Arial" w:hAnsi="Arial" w:cs="Arial"/>
               </w:rPr>
-              <w:t>2</w:t>
-            </w:r>
-            <w:r>
-              <w:rPr>
-                <w:rFonts w:ascii="Arial" w:hAnsi="Arial" w:cs="Arial"/>
-              </w:rPr>
-              <w:t>8</w:t>
-            </w:r>
-            <w:r>
-              <w:rPr>
-                <w:rFonts w:ascii="Arial" w:hAnsi="Arial" w:cs="Arial"/>
-              </w:rPr>
-              <w:t>/04/2026</w:t>
+              <w:t>28/04/2026</w:t>
             </w:r>
           </w:p>
         </w:tc>
@@ -3520,25 +3482,7 @@
               <w:rPr>
                 <w:rFonts w:ascii="Arial" w:hAnsi="Arial" w:cs="Arial"/>
               </w:rPr>
-              <w:t>02</w:t>
-            </w:r>
-            <w:r>
-              <w:rPr>
-                <w:rFonts w:ascii="Arial" w:hAnsi="Arial" w:cs="Arial"/>
-              </w:rPr>
-              <w:t>/0</w:t>
-            </w:r>
-            <w:r>
-              <w:rPr>
-                <w:rFonts w:ascii="Arial" w:hAnsi="Arial" w:cs="Arial"/>
-              </w:rPr>
-              <w:t>6</w:t>
-            </w:r>
-            <w:r>
-              <w:rPr>
-                <w:rFonts w:ascii="Arial" w:hAnsi="Arial" w:cs="Arial"/>
-              </w:rPr>
-              <w:t>/2026</w:t>
+              <w:t>02/06/2026</w:t>
             </w:r>
           </w:p>
         </w:tc>
@@ -11527,6 +11471,7 @@
   <w:style w:type="character" w:default="1" w:styleId="Fuentedeprrafopredeter">
     <w:name w:val="Default Paragraph Font"/>
     <w:uiPriority w:val="1"/>
+    <w:semiHidden/>
     <w:unhideWhenUsed/>
   </w:style>
   <w:style w:type="table" w:default="1" w:styleId="Tablanormal">
@@ -12199,28 +12144,6 @@
 </file>
 
 <file path=customXml/item2.xml><?xml version="1.0" encoding="utf-8"?>
-<p:properties xmlns:p="http://schemas.microsoft.com/office/2006/metadata/properties" xmlns:xsi="http://www.w3.org/2001/XMLSchema-instance" xmlns:pc="http://schemas.microsoft.com/office/infopath/2007/PartnerControls">
-  <documentManagement>
-    <_ip_UnifiedCompliancePolicyUIAction xmlns="http://schemas.microsoft.com/sharepoint/v3" xsi:nil="true"/>
-    <_ip_UnifiedCompliancePolicyProperties xmlns="http://schemas.microsoft.com/sharepoint/v3" xsi:nil="true"/>
-    <lcf76f155ced4ddcb4097134ff3c332f xmlns="7b561a7d-03ef-46ce-a41e-e61301d113cb">
-      <Terms xmlns="http://schemas.microsoft.com/office/infopath/2007/PartnerControls"/>
-    </lcf76f155ced4ddcb4097134ff3c332f>
-    <TaxCatchAll xmlns="994143d1-a46e-4cdc-b40f-bf94aa6cf9c8" xsi:nil="true"/>
-  </documentManagement>
-</p:properties>
-</file>
-
-<file path=customXml/item3.xml><?xml version="1.0" encoding="utf-8"?>
-<?mso-contentType ?>
-<FormTemplates xmlns="http://schemas.microsoft.com/sharepoint/v3/contenttype/forms">
-  <Display>DocumentLibraryForm</Display>
-  <Edit>DocumentLibraryForm</Edit>
-  <New>DocumentLibraryForm</New>
-</FormTemplates>
-</file>
-
-<file path=customXml/item4.xml><?xml version="1.0" encoding="utf-8"?>
 <ct:contentTypeSchema xmlns:ct="http://schemas.microsoft.com/office/2006/metadata/contentType" xmlns:ma="http://schemas.microsoft.com/office/2006/metadata/properties/metaAttributes" ct:_="" ma:_="" ma:contentTypeName="Documento" ma:contentTypeID="0x010100B8B5F4945050EE44A7FD4E7B700747A9" ma:contentTypeVersion="14" ma:contentTypeDescription="Crear nuevo documento." ma:contentTypeScope="" ma:versionID="f1cf06722fd3159f2b0157ce91b5fa57">
   <xsd:schema xmlns:xsd="http://www.w3.org/2001/XMLSchema" xmlns:xs="http://www.w3.org/2001/XMLSchema" xmlns:p="http://schemas.microsoft.com/office/2006/metadata/properties" xmlns:ns1="http://schemas.microsoft.com/sharepoint/v3" xmlns:ns2="7b561a7d-03ef-46ce-a41e-e61301d113cb" xmlns:ns3="994143d1-a46e-4cdc-b40f-bf94aa6cf9c8" targetNamespace="http://schemas.microsoft.com/office/2006/metadata/properties" ma:root="true" ma:fieldsID="7facff62a406a26432f8c785449f14bc" ns1:_="" ns2:_="" ns3:_="">
     <xsd:import namespace="http://schemas.microsoft.com/sharepoint/v3"/>
@@ -12436,6 +12359,28 @@
 </ct:contentTypeSchema>
 </file>
 
+<file path=customXml/item3.xml><?xml version="1.0" encoding="utf-8"?>
+<?mso-contentType ?>
+<FormTemplates xmlns="http://schemas.microsoft.com/sharepoint/v3/contenttype/forms">
+  <Display>DocumentLibraryForm</Display>
+  <Edit>DocumentLibraryForm</Edit>
+  <New>DocumentLibraryForm</New>
+</FormTemplates>
+</file>
+
+<file path=customXml/item4.xml><?xml version="1.0" encoding="utf-8"?>
+<p:properties xmlns:p="http://schemas.microsoft.com/office/2006/metadata/properties" xmlns:xsi="http://www.w3.org/2001/XMLSchema-instance" xmlns:pc="http://schemas.microsoft.com/office/infopath/2007/PartnerControls">
+  <documentManagement>
+    <_ip_UnifiedCompliancePolicyUIAction xmlns="http://schemas.microsoft.com/sharepoint/v3" xsi:nil="true"/>
+    <_ip_UnifiedCompliancePolicyProperties xmlns="http://schemas.microsoft.com/sharepoint/v3" xsi:nil="true"/>
+    <lcf76f155ced4ddcb4097134ff3c332f xmlns="7b561a7d-03ef-46ce-a41e-e61301d113cb">
+      <Terms xmlns="http://schemas.microsoft.com/office/infopath/2007/PartnerControls"/>
+    </lcf76f155ced4ddcb4097134ff3c332f>
+    <TaxCatchAll xmlns="994143d1-a46e-4cdc-b40f-bf94aa6cf9c8" xsi:nil="true"/>
+  </documentManagement>
+</p:properties>
+</file>
+
 <file path=customXml/itemProps1.xml><?xml version="1.0" encoding="utf-8"?>
 <ds:datastoreItem xmlns:ds="http://schemas.openxmlformats.org/officeDocument/2006/customXml" ds:itemID="{719C53C8-6477-46F0-91B2-9F1066145A2E}">
   <ds:schemaRefs>
@@ -12445,26 +12390,6 @@
 </file>
 
 <file path=customXml/itemProps2.xml><?xml version="1.0" encoding="utf-8"?>
-<ds:datastoreItem xmlns:ds="http://schemas.openxmlformats.org/officeDocument/2006/customXml" ds:itemID="{B6FB8993-579F-4DED-9164-261DF16F17BC}">
-  <ds:schemaRefs>
-    <ds:schemaRef ds:uri="http://schemas.microsoft.com/office/2006/metadata/properties"/>
-    <ds:schemaRef ds:uri="http://schemas.microsoft.com/office/infopath/2007/PartnerControls"/>
-    <ds:schemaRef ds:uri="http://schemas.microsoft.com/sharepoint/v3"/>
-    <ds:schemaRef ds:uri="7b561a7d-03ef-46ce-a41e-e61301d113cb"/>
-    <ds:schemaRef ds:uri="994143d1-a46e-4cdc-b40f-bf94aa6cf9c8"/>
-  </ds:schemaRefs>
-</ds:datastoreItem>
-</file>
-
-<file path=customXml/itemProps3.xml><?xml version="1.0" encoding="utf-8"?>
-<ds:datastoreItem xmlns:ds="http://schemas.openxmlformats.org/officeDocument/2006/customXml" ds:itemID="{1A078964-D09C-44B4-8577-FC6AF74D9725}">
-  <ds:schemaRefs>
-    <ds:schemaRef ds:uri="http://schemas.microsoft.com/sharepoint/v3/contenttype/forms"/>
-  </ds:schemaRefs>
-</ds:datastoreItem>
-</file>
-
-<file path=customXml/itemProps4.xml><?xml version="1.0" encoding="utf-8"?>
 <ds:datastoreItem xmlns:ds="http://schemas.openxmlformats.org/officeDocument/2006/customXml" ds:itemID="{EB4D64C5-D144-4ACA-98DF-DE47960D8990}">
   <ds:schemaRefs>
     <ds:schemaRef ds:uri="http://schemas.microsoft.com/office/2006/metadata/contentType"/>
@@ -12482,4 +12407,24 @@
     <ds:schemaRef ds:uri="http://schemas.microsoft.com/internal/obd"/>
   </ds:schemaRefs>
 </ds:datastoreItem>
+</file>
+
+<file path=customXml/itemProps3.xml><?xml version="1.0" encoding="utf-8"?>
+<ds:datastoreItem xmlns:ds="http://schemas.openxmlformats.org/officeDocument/2006/customXml" ds:itemID="{1A078964-D09C-44B4-8577-FC6AF74D9725}">
+  <ds:schemaRefs>
+    <ds:schemaRef ds:uri="http://schemas.microsoft.com/sharepoint/v3/contenttype/forms"/>
+  </ds:schemaRefs>
+</ds:datastoreItem>
+</file>
+
+<file path=customXml/itemProps4.xml><?xml version="1.0" encoding="utf-8"?>
+<ds:datastoreItem xmlns:ds="http://schemas.openxmlformats.org/officeDocument/2006/customXml" ds:itemID="{B6FB8993-579F-4DED-9164-261DF16F17BC}">
+  <ds:schemaRefs>
+    <ds:schemaRef ds:uri="http://schemas.microsoft.com/office/2006/metadata/properties"/>
+    <ds:schemaRef ds:uri="http://schemas.microsoft.com/office/infopath/2007/PartnerControls"/>
+    <ds:schemaRef ds:uri="http://schemas.microsoft.com/sharepoint/v3"/>
+    <ds:schemaRef ds:uri="7b561a7d-03ef-46ce-a41e-e61301d113cb"/>
+    <ds:schemaRef ds:uri="994143d1-a46e-4cdc-b40f-bf94aa6cf9c8"/>
+  </ds:schemaRefs>
+</ds:datastoreItem>
 </file>